--- a/rapports/16_02_2026/BALDE/coh_EQ18_sup_111202010059.docx
+++ b/rapports/16_02_2026/BALDE/coh_EQ18_sup_111202010059.docx
@@ -25,7 +25,7 @@
         <w:br/>
         <w:t>Grappe: 111202010059</w:t>
         <w:br/>
-        <w:t>Date: 16/02/2026 a 12:40</w:t>
+        <w:t>Date: 16/02/2026 a 12:58</w:t>
       </w:r>
     </w:p>
     <w:p/>

--- a/rapports/16_02_2026/BALDE/coh_EQ18_sup_111202010059.docx
+++ b/rapports/16_02_2026/BALDE/coh_EQ18_sup_111202010059.docx
@@ -25,7 +25,7 @@
         <w:br/>
         <w:t>Grappe: 111202010059</w:t>
         <w:br/>
-        <w:t>Date: 16/02/2026 a 12:58</w:t>
+        <w:t>Date: 16/02/2026 a 13:04</w:t>
       </w:r>
     </w:p>
     <w:p/>
@@ -315,7 +315,7 @@
           </w:tcPr>
           <w:p>
             <w:r>
-              <w:t>10</w:t>
+              <w:t>11</w:t>
             </w:r>
           </w:p>
         </w:tc>
@@ -973,7 +973,7 @@
         <w:rPr>
           <w:sz w:val="20"/>
         </w:rPr>
-        <w:t>- Attention ! Le prix unitaire d'achat (200 Fcfa) de Sel en Sachets (Moyen) est relativement élevé par rapport aux autres prix observés dans cette zone. Prière de corriger ou de confirmer avec le QG. Avertissement!!! Le ménage a consommé 1 Paquet Grand de Thé en sachet, cette quantité semble anormale pour une consommation des 7 derniers jours.Prière de corriger ou de confirmer avec le QG. Avertissement!!! Le ménage a consommé 8 Tas Petit de Capitaine frais, cette quantité semble anormale pour une consommation des 7 derniers jours.Prière de corriger ou de confirmer avec le QG. Incohérence!! Dans ce ménage, chaque individus consomme par jour 29.53041 Kg  de cereale; Prière de revoir les quantités prises de ces produits. Incohérence!! Dans ce ménage, chaque individus consomme par jour 29.53041 Kg  de cereale; Prière de revoir les quantités prises de ces produits.</w:t>
+        <w:t>- Attention ! Le prix unitaire d'achat (200 Fcfa) de Sel en Sachets (Moyen) est relativement élevé par rapport aux autres prix observés dans cette zone. Prière de corriger ou de confirmer avec le QG. Avertissement!!! Le ménage a consommé 1 Paquet Grand de Thé en sachet, cette quantité semble anormale pour une consommation des 7 derniers jours.Prière de corriger ou de confirmer avec le QG. Avertissement!!! Le ménage a consommé 8 Tas Petit de Capitaine frais, cette quantité semble anormale pour une consommation des 7 derniers jours.Prière de corriger ou de confirmer avec le QG. Incohérence!! Dans ce ménage, chaque individus consomme par jour 55.45633 Kg  de cereale; Prière de revoir les quantités prises de ces produits. Incohérence!! Dans ce ménage, chaque individus consomme par jour 55.45633 Kg  de cereale; Prière de revoir les quantités prises de ces produits.</w:t>
       </w:r>
     </w:p>
     <w:p>
@@ -1544,7 +1544,7 @@
         <w:rPr>
           <w:sz w:val="20"/>
         </w:rPr>
-        <w:t>- Incohérence!! Dans ce ménage, chaque individus consomme par jour 68.1075 Kg  de cereale; Prière de revoir les quantités prises de ces produits.</w:t>
+        <w:t>- Incohérence!! Dans ce ménage, chaque individus consomme par jour 109.9379 Kg  de cereale; Prière de revoir les quantités prises de ces produits.</w:t>
       </w:r>
     </w:p>
     <w:p>
@@ -2119,7 +2119,7 @@
         <w:rPr>
           <w:sz w:val="20"/>
         </w:rPr>
-        <w:t>- Avertissement!!!Le ménage a consommé 70 Cuillère de Tres petit de Café en poudre soluble  ce qui semble incoherent pour une consommation aucours des 7 derniers jours, prière de verifier et corriger. Incohérence!! Dans ce ménage, chaque individus consomme par jour 37.70833 Kg  de cereale; Prière de revoir les quantités prises de ces produits. Incohérence!! Dans ce ménage, chaque individus consomme par jour 37.70833 Kg  de cereale; Prière de revoir les quantités prises de ces produits.</w:t>
+        <w:t>- Avertissement!!!Le ménage a consommé 70 Cuillère de Tres petit de Café en poudre soluble  ce qui semble incoherent pour une consommation aucours des 7 derniers jours, prière de verifier et corriger. Incohérence!! Dans ce ménage, chaque individus consomme par jour 63.81548 Kg  de cereale; Prière de revoir les quantités prises de ces produits. Incohérence!! Dans ce ménage, chaque individus consomme par jour 63.81548 Kg  de cereale; Prière de revoir les quantités prises de ces produits.</w:t>
       </w:r>
     </w:p>
     <w:p>
@@ -2669,7 +2669,7 @@
         </w:rPr>
         <w:t xml:space="preserve">- La filière de KHADIDIATOU SALL est éducation général  Terminale et semble exister dans les modalités, prière de prendre attache avec le QG pour plus d'explication afin de la classer bien. Le domaine que KHADIDIATOU SALL bénéficié de cette formation est Matrone et semble exister dans les modalités, prière de prendre attache avec le QG pour plus d'explication afin de la classer bien. </w:t>
         <w:br/>
-        <w:t xml:space="preserve">- Peu probable! AMADOU LY  n'arrive pas  à comprendre un petit texte lu dans une langue locale (s02q03). Veuillez corriger ou donner des explications au QG. Peu probable! AMADOU LY  ne sait ni lire, ni écrire, ni comprendre dans aucune des langues  (s02q01,s02q02,s02q03). Veuillez corriger ou donner des explications au QG. Peu plausible AMADOU LY fréquente au minimum le fondamental 1 mais ne sait ni lire ni comprendre la langue française, prière de corriger ou de confirmer avec le QG merci. Dans les milieux urbains c'est peu probable de voir une école dont les élèves ou étudiants ne dépensent pas en frais d'uniformes, prière de verifier pour AMADOU LY et corriger ou confirmer avec le QG. Attention ! Le frais de scolarité (3000 Fcfa) de AMADOU LY en 2ème année de Primaire est relativement élevé par rapport aux autres frais de scolarités observés dans cette zone. Prière de corriger ou de confirmer avec le QG. </w:t>
+        <w:t xml:space="preserve">- Peu probable! AMADOU LY  n'arrive pas  à comprendre un petit texte lu dans une langue locale (s02q03). Veuillez corriger ou donner des explications au QG. Peu probable! AMADOU LY  ne sait ni lire, ni écrire, ni comprendre dans aucune des langues  (s02q01,s02q02,s02q03). Veuillez corriger ou donner des explications au QG. Peu plausible AMADOU LY fréquente au minimum le fondamental 1 mais ne sait ni lire ni comprendre la langue française, prière de corriger ou de confirmer avec le QG merci. Dans les milieux urbains c'est peu probable de voir une école dont les élèves ou étudiants ne dépensent pas en frais d'uniformes, prière de verifier pour AMADOU LY et corriger ou confirmer avec le QG. </w:t>
         <w:br/>
         <w:t xml:space="preserve">- Peu probable! HAMADY LY  n'arrive pas  à comprendre un petit texte lu dans une langue locale (s02q03). Veuillez corriger ou donner des explications au QG. Peu probable! HAMADY LY  ne sait ni lire, ni écrire, ni comprendre dans aucune des langues  (s02q01,s02q02,s02q03). Veuillez corriger ou donner des explications au QG. </w:t>
         <w:br/>
@@ -2738,7 +2738,7 @@
         <w:rPr>
           <w:sz w:val="20"/>
         </w:rPr>
-        <w:t>- Attention ! Le prix unitaire d'achat (100 Fcfa) de Citron en Pièce (Petit) est relativement élevé par rapport aux autres prix observés dans cette zone. Prière de corriger ou de confirmer avec le QG. Attention ! Le prix unitaire d'achat (250 Fcfa) de Gombo frais en Tas (Petit) est relativement élevé par rapport aux autres prix observés dans cette zone. Prière de corriger ou de confirmer avec le QG. Avertissement!!! Le ménage a consommé 7 Paquet Petit de Thé en sachet, cette quantité semble anormale pour une consommation des 7 derniers jours.Prière de corriger ou de confirmer avec le QG. Avertissement!! le prix unitaire (100 Fcfa) de Thé en sachet (unité: Paquet) de taille Moyen est très faible ou élevé. Prière de corriger ou de confirmer avec le QG. Incohérence!! Dans ce ménage, chaque individus consomme par jour 44.93029 Kg  de cereale; Prière de revoir les quantités prises de ces produits. Incohérence!! Dans ce ménage, chaque individus consomme par jour 44.93029 Kg  de cereale; Prière de revoir les quantités prises de ces produits. Le prix d'achat unitaire (500 Fcfa) de Sel en Sac (5 Kg) de taille taille unique est très faible, prière de regarder les reponses prises dans les questions s07bq07a s07bq07b s07bq07c s07bq08 pour mieux corriger.</w:t>
+        <w:t>- Attention ! Le prix unitaire d'achat (100 Fcfa) de Citron en Pièce (Petit) est relativement élevé par rapport aux autres prix observés dans cette zone. Prière de corriger ou de confirmer avec le QG. Attention ! Le prix unitaire d'achat (100 Fcfa) de Piment séché en Sachets (Petit) est relativement élevé par rapport aux autres prix observés dans cette zone. Prière de corriger ou de confirmer avec le QG. Attention ! Le prix unitaire d'achat (250 Fcfa) de Gombo frais en Tas (Petit) est relativement élevé par rapport aux autres prix observés dans cette zone. Prière de corriger ou de confirmer avec le QG. Avertissement!!! Le ménage a consommé 7 Paquet Petit de Thé en sachet, cette quantité semble anormale pour une consommation des 7 derniers jours.Prière de corriger ou de confirmer avec le QG. Avertissement!! le prix unitaire (100 Fcfa) de Thé en sachet (unité: Paquet) de taille Moyen est très faible ou élevé. Prière de corriger ou de confirmer avec le QG. Incohérence!! Dans ce ménage, chaque individus consomme par jour 79.42628 Kg  de cereale; Prière de revoir les quantités prises de ces produits. Incohérence!! Dans ce ménage, chaque individus consomme par jour 79.42628 Kg  de cereale; Prière de revoir les quantités prises de ces produits. Le prix d'achat unitaire (500 Fcfa) de Sel en Sac (5 Kg) de taille taille unique est très faible, prière de regarder les reponses prises dans les questions s07bq07a s07bq07b s07bq07c s07bq08 pour mieux corriger.</w:t>
       </w:r>
     </w:p>
     <w:p>
@@ -3331,7 +3331,7 @@
         <w:rPr>
           <w:sz w:val="20"/>
         </w:rPr>
-        <w:t>- Attention ! Le prix unitaire d'achat (1050 Fcfa) de Lait caillé en Sachets (Petit) est relativement élevé par rapport aux autres prix observés dans cette zone. Prière de corriger ou de confirmer avec le QG. Attention ! Le prix unitaire d'achat (16.66667 Fcfa) de Cube alimentaire (Maggi, Jumbo, ) en Cube (Petit) est relativement faible par rapport aux autres prix observés dans cette zone. Prière de corriger ou de confirmer avec le QG. Avertissement!!! Le ménage a consommé 14 Paquet Tres petit de Thé en sachet, cette quantité semble anormale pour une consommation des 7 derniers jours.Prière de corriger ou de confirmer avec le QG. Avertissement!! le prix unitaire (100 Fcfa) de Thé en sachet (unité: Paquet) de taille Tres petit est très faible ou élevé. Prière de corriger ou de confirmer avec le QG. Incohérence!! Dans ce ménage, chaque individus consomme par jour 22.73086 Kg  de cereale; Prière de revoir les quantités prises de ces produits. Incohérence!! Dans ce ménage, chaque individus consomme par jour 22.73086 Kg  de cereale; Prière de revoir les quantités prises de ces produits.</w:t>
+        <w:t>- Attention ! Le prix unitaire d'achat (1050 Fcfa) de Lait caillé en Sachets (Petit) est relativement élevé par rapport aux autres prix observés dans cette zone. Prière de corriger ou de confirmer avec le QG. Attention ! Le prix unitaire d'achat (16.66667 Fcfa) de Cube alimentaire (Maggi, Jumbo, ) en Cube (Petit) est relativement faible par rapport aux autres prix observés dans cette zone. Prière de corriger ou de confirmer avec le QG. Attention ! Soupçons de quantité anormale! Le ménage de LELDO SOW avec une taille de 10 personnes a consommé 7 Kg en taille unique de Sucre en poudre  qui est relativement élevé comme consommation par rapport à la condition de vie des autres ménages de même taille dans cette zone. Prière de corriger ou de confirmer avec le QG. Avertissement!!! Le ménage a consommé 14 Paquet Tres petit de Thé en sachet, cette quantité semble anormale pour une consommation des 7 derniers jours.Prière de corriger ou de confirmer avec le QG. Avertissement!! le prix unitaire (100 Fcfa) de Thé en sachet (unité: Paquet) de taille Tres petit est très faible ou élevé. Prière de corriger ou de confirmer avec le QG. Incohérence!! Dans ce ménage, chaque individus consomme par jour 43.09328 Kg  de cereale; Prière de revoir les quantités prises de ces produits. Incohérence!! Dans ce ménage, chaque individus consomme par jour 43.09328 Kg  de cereale; Prière de revoir les quantités prises de ces produits.</w:t>
       </w:r>
     </w:p>
     <w:p>
@@ -3862,7 +3862,7 @@
         </w:rPr>
         <w:t xml:space="preserve">- Peu probable! ALASSANE LY  n'arrive pas  à comprendre un petit texte lu dans une langue locale (s02q03). Veuillez corriger ou donner des explications au QG. La raison principale que ALASSANE LY n'a pas fait des études dans une école formelle est ABANDON et semble exister dans les modalités, prière de prendre attache avec le QG pour plus d'explication afin de la classer bien. </w:t>
         <w:br/>
-        <w:t xml:space="preserve">- Peu probable! AMADOU TIDIANE LY  n'arrive pas  à comprendre un petit texte lu dans une langue locale (s02q03). Veuillez corriger ou donner des explications au QG. Dans les milieux urbains c'est peu probable de voir une école dont les élèves ou étudiants ne dépensent pas en frais d'uniformes, prière de verifier pour AMADOU TIDIANE LY et corriger ou confirmer avec le QG. </w:t>
+        <w:t xml:space="preserve">- Peu probable! AMADOU TIDIANE LY  n'arrive pas  à comprendre un petit texte lu dans une langue locale (s02q03). Veuillez corriger ou donner des explications au QG. Dans les milieux urbains c'est peu probable de voir une école dont les élèves ou étudiants ne dépensent pas en frais d'uniformes, prière de verifier pour AMADOU TIDIANE LY et corriger ou confirmer avec le QG. Attention ! Le frais de scolarité (3000 Fcfa) de AMADOU TIDIANE LY en 3ème année de Primaire est relativement élevé par rapport aux autres frais de scolarités observés dans cette zone. Prière de corriger ou de confirmer avec le QG. </w:t>
         <w:br/>
         <w:t xml:space="preserve">- Peu probable! BINETA NDIAYE  n'arrive pas  à comprendre un petit texte lu dans une langue locale (s02q03). Veuillez corriger ou donner des explications au QG. </w:t>
         <w:br/>
@@ -4037,7 +4037,7 @@
         <w:rPr>
           <w:sz w:val="20"/>
         </w:rPr>
-        <w:t>- Avertissement!! La quantité (6.5 litre) du produit Huile de soja  consommée  par le ménage semble très élevé, prière de corriger ou confirmer avec le QG. Avertissement!!! Le ménage a consommé 12 Pièce Moyen de Poisson frais type 11, cette quantité semble anormale pour une consommation des 7 derniers jours.Prière de corriger ou de confirmer avec le QG. Avertissement!!! Le ménage a consommé 3 Paquet Tres petit de Thé en sachet, cette quantité semble anormale pour une consommation des 7 derniers jours.Prière de corriger ou de confirmer avec le QG. Avertissement!! le prix unitaire (100 Fcfa) de Thé en sachet (unité: Paquet) de taille Tres petit est très faible ou élevé. Prière de corriger ou de confirmer avec le QG. Avertissement!!! Le ménage a consommé 9 Pièce Petit de Poisson de mer séché (yayeboye), cette quantité semble anormale pour une consommation des 7 derniers jours.Prière de corriger ou de confirmer avec le QG. Incohérence!! Dans ce ménage, chaque individus consomme par jour 17.33388 Kg  de cereale; Prière de revoir les quantités prises de ces produits.</w:t>
+        <w:t>- Avertissement!! La quantité (6.5 litre) du produit Huile de soja  consommée  par le ménage semble très élevé, prière de corriger ou confirmer avec le QG. Avertissement!!! Le ménage a consommé 12 Pièce Moyen de Poisson frais type 11, cette quantité semble anormale pour une consommation des 7 derniers jours.Prière de corriger ou de confirmer avec le QG. Avertissement!!! Le ménage a consommé 3 Paquet Tres petit de Thé en sachet, cette quantité semble anormale pour une consommation des 7 derniers jours.Prière de corriger ou de confirmer avec le QG. Avertissement!! le prix unitaire (100 Fcfa) de Thé en sachet (unité: Paquet) de taille Tres petit est très faible ou élevé. Prière de corriger ou de confirmer avec le QG. Avertissement!!! Le ménage a consommé 9 Pièce Petit de Poisson de mer séché (yayeboye), cette quantité semble anormale pour une consommation des 7 derniers jours.Prière de corriger ou de confirmer avec le QG. Incohérence!! Dans ce ménage, chaque individus consomme par jour 28.11286 Kg  de cereale; Prière de revoir les quantités prises de ces produits.</w:t>
       </w:r>
     </w:p>
     <w:p>
@@ -4578,7 +4578,7 @@
         <w:rPr>
           <w:sz w:val="20"/>
         </w:rPr>
-        <w:t>- La dernière fois que vous avez acheté Salade (laitue) est CHEZ UN VOISIN et semble exister dans les modalités, prière de prendre attache avec le QG pour plus d'explication afin de la classer bien. Attention ! Le prix unitaire d'achat (1500 Fcfa) de Capitaine frais en Tas (Petit) est relativement élevé par rapport aux autres prix observés dans cette zone. Prière de corriger ou de confirmer avec le QG. Avertissement!! La quantité (3.25 litre) du produit Huile de soja  consommée  par le ménage semble très élevé, prière de corriger ou confirmer avec le QG. Avertissement!!!Le ménage a consommé 77 Cuillère de Petit de Café en poudre soluble  ce qui semble incoherent pour une consommation aucours des 7 derniers jours, prière de verifier et corriger. Incohérence!! Dans ce ménage, chaque individus consomme par jour 24.06649 Kg  de cereale; Prière de revoir les quantités prises de ces produits. Incohérence!! Dans ce ménage, chaque individus consomme par jour 24.06649 Kg  de cereale; Prière de revoir les quantités prises de ces produits.</w:t>
+        <w:t>- La dernière fois que vous avez acheté Salade (laitue) est CHEZ UN VOISIN et semble exister dans les modalités, prière de prendre attache avec le QG pour plus d'explication afin de la classer bien. Attention ! Le prix unitaire d'achat (150 Fcfa) de Feuilles de  Haricot en Sachets (Moyen) est relativement élevé par rapport aux autres prix observés dans cette zone. Prière de corriger ou de confirmer avec le QG. Attention ! Le prix unitaire d'achat (1500 Fcfa) de Capitaine frais en Tas (Petit) est relativement élevé par rapport aux autres prix observés dans cette zone. Prière de corriger ou de confirmer avec le QG. Avertissement!! La quantité (3.25 litre) du produit Huile de soja  consommée  par le ménage semble très élevé, prière de corriger ou confirmer avec le QG. Avertissement!!!Le ménage a consommé 77 Cuillère de Petit de Café en poudre soluble  ce qui semble incoherent pour une consommation aucours des 7 derniers jours, prière de verifier et corriger. Incohérence!! Dans ce ménage, chaque individus consomme par jour 41.63468 Kg  de cereale; Prière de revoir les quantités prises de ces produits. Incohérence!! Dans ce ménage, chaque individus consomme par jour 41.63468 Kg  de cereale; Prière de revoir les quantités prises de ces produits.</w:t>
       </w:r>
     </w:p>
     <w:p>
@@ -5132,7 +5132,7 @@
         <w:br/>
         <w:t xml:space="preserve">- Peu probable! ABOU SOW  n'arrive pas  à comprendre un petit texte lu dans une langue locale (s02q03). Veuillez corriger ou donner des explications au QG. Peu probable! ABOU SOW  ne sait ni lire, ni écrire, ni comprendre dans aucune des langues  (s02q01,s02q02,s02q03). Veuillez corriger ou donner des explications au QG. Peu plausible ABOU SOW fréquente au minimum le fondamental 1 mais ne sait ni lire ni comprendre la langue française, prière de corriger ou de confirmer avec le QG merci. Dans les milieux urbains c'est peu probable de voir une école dont les élèves ou étudiants ne dépensent pas en frais d'uniformes, prière de verifier pour ABOU SOW et corriger ou confirmer avec le QG. </w:t>
         <w:br/>
-        <w:t xml:space="preserve">- Peu probable! AISSATA SOW  n'arrive pas  à comprendre un petit texte lu dans une langue locale (s02q03). Veuillez corriger ou donner des explications au QG. Dans les milieux urbains c'est peu probable de voir une école dont les élèves ou étudiants ne dépensent pas en frais d'uniformes, prière de verifier pour AISSATA SOW et corriger ou confirmer avec le QG. </w:t>
+        <w:t xml:space="preserve">- Peu probable! AISSATA SOW  n'arrive pas  à comprendre un petit texte lu dans une langue locale (s02q03). Veuillez corriger ou donner des explications au QG. Dans les milieux urbains c'est peu probable de voir une école dont les élèves ou étudiants ne dépensent pas en frais d'uniformes, prière de verifier pour AISSATA SOW et corriger ou confirmer avec le QG. Attention ! Le frais de scolarité (7000 Fcfa) de AISSATA SOW en 4ème année de Secondaire 1 (Moyen) Général est relativement élevé par rapport aux autres frais de scolarités observés dans cette zone. Prière de corriger ou de confirmer avec le QG. </w:t>
         <w:br/>
         <w:t xml:space="preserve">- Peu probable! FATIMATA SOW  n'arrive pas  à comprendre un petit texte lu dans une langue locale (s02q03). Veuillez corriger ou donner des explications au QG. Dans les milieux urbains c'est peu probable de voir une école dont les élèves ou étudiants ne dépensent pas en frais d'uniformes, prière de verifier pour FATIMATA SOW et corriger ou confirmer avec le QG. </w:t>
         <w:br/>
@@ -5180,7 +5180,7 @@
         <w:rPr>
           <w:sz w:val="20"/>
         </w:rPr>
-        <w:t>- Attention ! Le prix unitaire d'achat (58.33333 Fcfa) de Cube alimentaire (Maggi, Jumbo, ) en Cube (Petit) est relativement élevé par rapport aux autres prix observés dans cette zone. Prière de corriger ou de confirmer avec le QG. Avertissement!!! Le ménage a consommé 11 Pièce Petit de Poisson de mer séché (yayeboye), cette quantité semble anormale pour une consommation des 7 derniers jours.Prière de corriger ou de confirmer avec le QG. Avertissement!!! Le ménage a consommé 14 Paquet Tres petit de Thé en sachet, cette quantité semble anormale pour une consommation des 7 derniers jours.Prière de corriger ou de confirmer avec le QG. Avertissement!! le prix unitaire (100 Fcfa) de Thé en sachet (unité: Paquet) de taille Tres petit est très faible ou élevé. Prière de corriger ou de confirmer avec le QG. Incohérence!! Dans ce ménage, chaque individus consomme par jour 34.94196 Kg  de cereale; Prière de revoir les quantités prises de ces produits. Incohérence!! Dans ce ménage, chaque individus consomme par jour 34.94196 Kg  de cereale; Prière de revoir les quantités prises de ces produits.</w:t>
+        <w:t>- Attention ! Le prix unitaire d'achat (58.33333 Fcfa) de Cube alimentaire (Maggi, Jumbo, ) en Cube (Petit) est relativement élevé par rapport aux autres prix observés dans cette zone. Prière de corriger ou de confirmer avec le QG. Avertissement!!! Le ménage a consommé 11 Pièce Petit de Poisson de mer séché (yayeboye), cette quantité semble anormale pour une consommation des 7 derniers jours.Prière de corriger ou de confirmer avec le QG. Avertissement!!! Le ménage a consommé 14 Paquet Tres petit de Thé en sachet, cette quantité semble anormale pour une consommation des 7 derniers jours.Prière de corriger ou de confirmer avec le QG. Avertissement!! le prix unitaire (100 Fcfa) de Thé en sachet (unité: Paquet) de taille Tres petit est très faible ou élevé. Prière de corriger ou de confirmer avec le QG. Incohérence!! Dans ce ménage, chaque individus consomme par jour 56.40625 Kg  de cereale; Prière de revoir les quantités prises de ces produits. Incohérence!! Dans ce ménage, chaque individus consomme par jour 56.40625 Kg  de cereale; Prière de revoir les quantités prises de ces produits.</w:t>
       </w:r>
     </w:p>
     <w:p>
@@ -5717,17 +5717,17 @@
         <w:br/>
         <w:t xml:space="preserve">- Peu probable! ALIOUNE CAMARA  n'arrive pas  à comprendre un petit texte lu dans une langue locale (s02q03). Veuillez corriger ou donner des explications au QG. Peu probable! ALIOUNE CAMARA  ne sait ni lire, ni écrire, ni comprendre dans aucune des langues  (s02q01,s02q02,s02q03). Veuillez corriger ou donner des explications au QG. </w:t>
         <w:br/>
-        <w:t xml:space="preserve">- Peu probable! AMADOU  CAMARA  n'arrive pas  à comprendre un petit texte lu dans une langue locale (s02q03). Veuillez corriger ou donner des explications au QG. Peu probable! AMADOU  CAMARA  ne sait ni lire, ni écrire, ni comprendre dans aucune des langues  (s02q01,s02q02,s02q03). Veuillez corriger ou donner des explications au QG. Peu plausible AMADOU  CAMARA fréquente au minimum le fondamental 1 mais ne sait ni lire ni comprendre la langue française, prière de corriger ou de confirmer avec le QG merci. Avertissement!! AMADOU  CAMARA fréquente au minimum la troisième année de fondamental 1 mais ne sait pas écrire, prière de corriger ou confirmer avec le QG. Dans les milieux urbains c'est peu probable de voir une école dont les élèves ou étudiants ne dépensent pas en frais d'uniformes, prière de verifier pour AMADOU  CAMARA et corriger ou confirmer avec le QG. </w:t>
+        <w:t xml:space="preserve">- Peu probable! AMADOU  CAMARA  n'arrive pas  à comprendre un petit texte lu dans une langue locale (s02q03). Veuillez corriger ou donner des explications au QG. Peu probable! AMADOU  CAMARA  ne sait ni lire, ni écrire, ni comprendre dans aucune des langues  (s02q01,s02q02,s02q03). Veuillez corriger ou donner des explications au QG. Peu plausible AMADOU  CAMARA fréquente au minimum le fondamental 1 mais ne sait ni lire ni comprendre la langue française, prière de corriger ou de confirmer avec le QG merci. Avertissement!! AMADOU  CAMARA fréquente au minimum la troisième année de fondamental 1 mais ne sait pas écrire, prière de corriger ou confirmer avec le QG. Dans les milieux urbains c'est peu probable de voir une école dont les élèves ou étudiants ne dépensent pas en frais d'uniformes, prière de verifier pour AMADOU  CAMARA et corriger ou confirmer avec le QG. Attention ! Le frais de scolarité (3000 Fcfa) de AMADOU  CAMARA en 3ème année de Primaire est relativement élevé par rapport aux autres frais de scolarités observés dans cette zone. Prière de corriger ou de confirmer avec le QG. </w:t>
         <w:br/>
         <w:t xml:space="preserve">- Peu probable! AMINATA  CAMARA  n'arrive pas  à comprendre un petit texte lu dans une langue locale (s02q03). Veuillez corriger ou donner des explications au QG. Peu probable! AMINATA  CAMARA  ne sait ni lire, ni écrire, ni comprendre dans aucune des langues  (s02q01,s02q02,s02q03). Veuillez corriger ou donner des explications au QG. </w:t>
         <w:br/>
-        <w:t xml:space="preserve">- Peu probable! DEMBA DIALLO  n'arrive pas  à comprendre un petit texte lu dans une langue locale (s02q03). Veuillez corriger ou donner des explications au QG. Peu probable! DEMBA DIALLO  ne sait ni lire, ni écrire, ni comprendre dans aucune des langues  (s02q01,s02q02,s02q03). Veuillez corriger ou donner des explications au QG. Peu plausible DEMBA DIALLO fréquente au minimum le fondamental 1 mais ne sait ni lire ni comprendre la langue française, prière de corriger ou de confirmer avec le QG merci. Dans les milieux urbains c'est peu probable de voir une école dont les élèves ou étudiants ne dépensent pas en frais d'uniformes, prière de verifier pour DEMBA DIALLO et corriger ou confirmer avec le QG. Attention ! Le frais de scolarité (3000 Fcfa) de DEMBA DIALLO en 2ème année de Primaire est relativement élevé par rapport aux autres frais de scolarités observés dans cette zone. Prière de corriger ou de confirmer avec le QG. </w:t>
+        <w:t xml:space="preserve">- Peu probable! DEMBA DIALLO  n'arrive pas  à comprendre un petit texte lu dans une langue locale (s02q03). Veuillez corriger ou donner des explications au QG. Peu probable! DEMBA DIALLO  ne sait ni lire, ni écrire, ni comprendre dans aucune des langues  (s02q01,s02q02,s02q03). Veuillez corriger ou donner des explications au QG. Peu plausible DEMBA DIALLO fréquente au minimum le fondamental 1 mais ne sait ni lire ni comprendre la langue française, prière de corriger ou de confirmer avec le QG merci. Dans les milieux urbains c'est peu probable de voir une école dont les élèves ou étudiants ne dépensent pas en frais d'uniformes, prière de verifier pour DEMBA DIALLO et corriger ou confirmer avec le QG. </w:t>
         <w:br/>
         <w:t xml:space="preserve">- Peu probable! DIEYNABA DIALLO  n'arrive pas  à comprendre un petit texte lu dans une langue locale (s02q03). Veuillez corriger ou donner des explications au QG. Peu probable! DIEYNABA DIALLO  ne sait ni lire, ni écrire, ni comprendre dans aucune des langues  (s02q01,s02q02,s02q03). Veuillez corriger ou donner des explications au QG. </w:t>
         <w:br/>
         <w:t xml:space="preserve">- Peu probable! IBRAHIMA CAMARA  n'arrive pas  à comprendre un petit texte lu dans une langue locale (s02q03). Veuillez corriger ou donner des explications au QG. Peu probable! IBRAHIMA CAMARA  ne sait ni lire, ni écrire, ni comprendre dans aucune des langues  (s02q01,s02q02,s02q03). Veuillez corriger ou donner des explications au QG. </w:t>
         <w:br/>
-        <w:t xml:space="preserve">- Peu probable! MAMADOU CAMARA  n'arrive pas  à comprendre un petit texte lu dans une langue locale (s02q03). Veuillez corriger ou donner des explications au QG. Peu probable! MAMADOU CAMARA  ne sait ni lire, ni écrire, ni comprendre dans aucune des langues  (s02q01,s02q02,s02q03). Veuillez corriger ou donner des explications au QG. Peu plausible MAMADOU CAMARA fréquente au minimum le fondamental 1 mais ne sait ni lire ni comprendre la langue française, prière de corriger ou de confirmer avec le QG merci. Dans les milieux urbains c'est peu probable de voir une école dont les élèves ou étudiants ne dépensent pas en frais d'uniformes, prière de verifier pour MAMADOU CAMARA et corriger ou confirmer avec le QG. Attention ! Le frais de scolarité (3000 Fcfa) de MAMADOU CAMARA en 2ème année de Primaire est relativement élevé par rapport aux autres frais de scolarités observés dans cette zone. Prière de corriger ou de confirmer avec le QG. </w:t>
+        <w:t xml:space="preserve">- Peu probable! MAMADOU CAMARA  n'arrive pas  à comprendre un petit texte lu dans une langue locale (s02q03). Veuillez corriger ou donner des explications au QG. Peu probable! MAMADOU CAMARA  ne sait ni lire, ni écrire, ni comprendre dans aucune des langues  (s02q01,s02q02,s02q03). Veuillez corriger ou donner des explications au QG. Peu plausible MAMADOU CAMARA fréquente au minimum le fondamental 1 mais ne sait ni lire ni comprendre la langue française, prière de corriger ou de confirmer avec le QG merci. Dans les milieux urbains c'est peu probable de voir une école dont les élèves ou étudiants ne dépensent pas en frais d'uniformes, prière de verifier pour MAMADOU CAMARA et corriger ou confirmer avec le QG. </w:t>
         <w:br/>
         <w:t>- Peu probable! WOURY DIALLO  n'arrive pas  à comprendre un petit texte lu dans une langue locale (s02q03). Veuillez corriger ou donner des explications au QG. Peu probable! WOURY DIALLO  ne sait ni lire, ni écrire, ni comprendre dans aucune des langues  (s02q01,s02q02,s02q03). Veuillez corriger ou donner des explications au QG.</w:t>
       </w:r>
@@ -5796,7 +5796,7 @@
         <w:rPr>
           <w:sz w:val="20"/>
         </w:rPr>
-        <w:t>- Attention ! Le prix unitaire d'achat (200 Fcfa) de Patate douce en Pièce (Petit) est relativement élevé par rapport aux autres prix observés dans cette zone. Prière de corriger ou de confirmer avec le QG. Attention ! Le prix unitaire d'achat (50 Fcfa) de Courge en Pièce (Petit) est relativement faible par rapport aux autres prix observés dans cette zone. Prière de corriger ou de confirmer avec le QG. Attention ! Le prix unitaire d'achat (50 Fcfa) de Niébé/Haricots secs en Sachets (Petit) est relativement faible par rapport aux autres prix observés dans cette zone. Prière de corriger ou de confirmer avec le QG. Avertissement!!! Le ménage a consommé 7 Paquet Petit de Thé en sachet, cette quantité semble anormale pour une consommation des 7 derniers jours.Prière de corriger ou de confirmer avec le QG. Avertissement!! le prix unitaire (100 Fcfa) de Thé en sachet (unité: Paquet) de taille Petit est très faible ou élevé. Prière de corriger ou de confirmer avec le QG. Avertissement!!!Le ménage a consommé 49 miche de Moyen de Pain traditionnel (Baguette)  ce qui semble incoherent pour une consommation aucours des 7 derniers jours, prière de verifier et corriger. Avertissement!!!Le ménage a consommé 72 Cuillère de Petit de Café en poudre soluble  ce qui semble incoherent pour une consommation aucours des 7 derniers jours, prière de verifier et corriger. Incohérence!! Dans ce ménage, chaque individus consomme par jour 14.89153 Kg  de cereale; Prière de revoir les quantités prises de ces produits. Incohérence!! Dans ce ménage, chaque individus consomme par jour 14.89153 Kg  de cereale; Prière de revoir les quantités prises de ces produits. Le prix d'achat unitaire (500 Fcfa) de Sel en Sac (5 Kg) de taille taille unique est très faible, prière de regarder les reponses prises dans les questions s07bq07a s07bq07b s07bq07c s07bq08 pour mieux corriger.</w:t>
+        <w:t>- Attention ! Le prix unitaire d'achat (100 Fcfa) de Piment séché en Sachets (Petit) est relativement élevé par rapport aux autres prix observés dans cette zone. Prière de corriger ou de confirmer avec le QG. Attention ! Le prix unitaire d'achat (200 Fcfa) de Patate douce en Pièce (Petit) est relativement élevé par rapport aux autres prix observés dans cette zone. Prière de corriger ou de confirmer avec le QG. Attention ! Le prix unitaire d'achat (50 Fcfa) de Courge en Pièce (Petit) est relativement faible par rapport aux autres prix observés dans cette zone. Prière de corriger ou de confirmer avec le QG. Attention ! Le prix unitaire d'achat (50 Fcfa) de Niébé/Haricots secs en Sachets (Petit) est relativement faible par rapport aux autres prix observés dans cette zone. Prière de corriger ou de confirmer avec le QG. Attention ! Le prix unitaire d'achat (75 Fcfa) de Oignon frais en Pièce (Petit) est relativement élevé par rapport aux autres prix observés dans cette zone. Prière de corriger ou de confirmer avec le QG. Avertissement!!! Le ménage a consommé 7 Paquet Petit de Thé en sachet, cette quantité semble anormale pour une consommation des 7 derniers jours.Prière de corriger ou de confirmer avec le QG. Avertissement!! le prix unitaire (100 Fcfa) de Thé en sachet (unité: Paquet) de taille Petit est très faible ou élevé. Prière de corriger ou de confirmer avec le QG. Avertissement!!!Le ménage a consommé 49 miche de Moyen de Pain traditionnel (Baguette)  ce qui semble incoherent pour une consommation aucours des 7 derniers jours, prière de verifier et corriger. Avertissement!!!Le ménage a consommé 72 Cuillère de Petit de Café en poudre soluble  ce qui semble incoherent pour une consommation aucours des 7 derniers jours, prière de verifier et corriger. Incohérence!! Dans ce ménage, chaque individus consomme par jour 29.00633 Kg  de cereale; Prière de revoir les quantités prises de ces produits. Incohérence!! Dans ce ménage, chaque individus consomme par jour 29.00633 Kg  de cereale; Prière de revoir les quantités prises de ces produits. Le prix d'achat unitaire (500 Fcfa) de Sel en Sac (5 Kg) de taille taille unique est très faible, prière de regarder les reponses prises dans les questions s07bq07a s07bq07b s07bq07c s07bq08 pour mieux corriger.</w:t>
       </w:r>
     </w:p>
     <w:p>
@@ -6069,7 +6069,7 @@
               <w:rPr>
                 <w:sz w:val="14"/>
               </w:rPr>
-              <w:t>EQ18_enq1</w:t>
+              <w:t>EQ18_enq3</w:t>
             </w:r>
           </w:p>
         </w:tc>
@@ -6095,7 +6095,7 @@
               <w:rPr>
                 <w:sz w:val="14"/>
               </w:rPr>
-              <w:t>Boudel BA</w:t>
+              <w:t>Oumar Ibrahima SY</w:t>
             </w:r>
           </w:p>
         </w:tc>
@@ -6230,6 +6230,27 @@
           <w:color w:val="4672C4"/>
           <w:sz w:val="22"/>
         </w:rPr>
+        <w:t>&gt;&gt; Section0 - Identification et renseignements de controle</w:t>
+      </w:r>
+    </w:p>
+    <w:p>
+      <w:pPr>
+        <w:ind w:left="283"/>
+      </w:pPr>
+      <w:r>
+        <w:rPr>
+          <w:sz w:val="20"/>
+        </w:rPr>
+        <w:t>- Le questionnaire semble ne pas être complètement fini mais le questionnaire est en statut complet, prière de compléter le questionnaire.</w:t>
+      </w:r>
+    </w:p>
+    <w:p>
+      <w:r>
+        <w:rPr>
+          <w:b/>
+          <w:color w:val="4672C4"/>
+          <w:sz w:val="22"/>
+        </w:rPr>
         <w:t>&gt;&gt; Section1 - Caracteristiques des membres</w:t>
       </w:r>
     </w:p>
@@ -6333,7 +6354,7 @@
         <w:rPr>
           <w:sz w:val="20"/>
         </w:rPr>
-        <w:t>- Attention ! Le prix unitaire d'achat (50 Fcfa) de Patate douce en Pièce (Petit) est relativement faible par rapport aux autres prix observés dans cette zone. Prière de corriger ou de confirmer avec le QG. Attention ! Le prix unitaire d'achat (50 Fcfa) de Poivre en Sachets (Tres petit) est relativement élevé par rapport aux autres prix observés dans cette zone. Prière de corriger ou de confirmer avec le QG. Avertissement!! La quantité (5.5 litre) du produit Huile de soja  consommée  par le ménage semble très élevé, prière de corriger ou confirmer avec le QG. Attention ! Le prix unitaire d'achat (600 Fcfa) de Huile de soja  en Litre (taille unique) est relativement faible par rapport aux autres prix observés dans cette zone. Prière de corriger ou de confirmer avec le QG. Avertissement!!! Le ménage a consommé 7 Paquet Tres petit de Thé en sachet, cette quantité semble anormale pour une consommation des 7 derniers jours.Prière de corriger ou de confirmer avec le QG. Avertissement!! le prix unitaire (100 Fcfa) de Thé en sachet (unité: Paquet) de taille Tres petit est très faible ou élevé. Prière de corriger ou de confirmer avec le QG. Incohérence!! Dans ce ménage, chaque individus consomme par jour 50.6125 Kg  de cereale; Prière de revoir les quantités prises de ces produits. Incohérence!! Dans ce ménage, chaque individus consomme par jour 50.6125 Kg  de cereale; Prière de revoir les quantités prises de ces produits.</w:t>
+        <w:t>- Attention ! Le prix unitaire d'achat (50 Fcfa) de Patate douce en Pièce (Petit) est relativement faible par rapport aux autres prix observés dans cette zone. Prière de corriger ou de confirmer avec le QG. Attention ! Le prix unitaire d'achat (50 Fcfa) de Poivre en Sachets (Tres petit) est relativement élevé par rapport aux autres prix observés dans cette zone. Prière de corriger ou de confirmer avec le QG. Avertissement!! La quantité (5.5 litre) du produit Huile de soja  consommée  par le ménage semble très élevé, prière de corriger ou confirmer avec le QG. Attention ! Le prix unitaire d'achat (600 Fcfa) de Huile de soja  en Litre (taille unique) est relativement faible par rapport aux autres prix observés dans cette zone. Prière de corriger ou de confirmer avec le QG. Avertissement!!! Le ménage a consommé 7 Paquet Tres petit de Thé en sachet, cette quantité semble anormale pour une consommation des 7 derniers jours.Prière de corriger ou de confirmer avec le QG. Avertissement!! le prix unitaire (100 Fcfa) de Thé en sachet (unité: Paquet) de taille Tres petit est très faible ou élevé. Prière de corriger ou de confirmer avec le QG. Incohérence!! Dans ce ménage, chaque individus consomme par jour 93.23214 Kg  de cereale; Prière de revoir les quantités prises de ces produits. Incohérence!! Dans ce ménage, chaque individus consomme par jour 93.23214 Kg  de cereale; Prière de revoir les quantités prises de ces produits.</w:t>
       </w:r>
     </w:p>
     <w:p>
@@ -6860,7 +6881,7 @@
         <w:rPr>
           <w:sz w:val="20"/>
         </w:rPr>
-        <w:t>- Avertissement!!! Le ménage a consommé 14 Paquet Petit de Thé en sachet, cette quantité semble anormale pour une consommation des 7 derniers jours.Prière de corriger ou de confirmer avec le QG. Avertissement!! le prix unitaire (100 Fcfa) de Thé en sachet (unité: Paquet) de taille Petit est très faible ou élevé. Prière de corriger ou de confirmer avec le QG.</w:t>
+        <w:t>- Attention ! Le prix unitaire d'achat (1750 Fcfa) de Café en poudre soluble en Boite (Autre que la boite/pot de tomate) (Petit) est relativement élevé par rapport aux autres prix observés dans cette zone. Prière de corriger ou de confirmer avec le QG. Avertissement!!! Le ménage a consommé 14 Paquet Petit de Thé en sachet, cette quantité semble anormale pour une consommation des 7 derniers jours.Prière de corriger ou de confirmer avec le QG. Avertissement!! le prix unitaire (100 Fcfa) de Thé en sachet (unité: Paquet) de taille Petit est très faible ou élevé. Prière de corriger ou de confirmer avec le QG.</w:t>
       </w:r>
     </w:p>
     <w:p>
@@ -7410,6 +7431,8 @@
         <w:rPr>
           <w:sz w:val="20"/>
         </w:rPr>
+        <w:t xml:space="preserve">- Attention ! Le frais de scolarité (7500 Fcfa) de OUSMANE FARMATA BA en 3ème année de Secondaire 1 (Moyen) Général est relativement élevé par rapport aux autres frais de scolarités observés dans cette zone. Prière de corriger ou de confirmer avec le QG. </w:t>
+        <w:br/>
         <w:t xml:space="preserve">- Dans les milieux urbains c'est peu probable de voir une école dont les élèves ou étudiants ne dépensent pas en frais d'uniformes, prière de verifier pour AISSATA FARMATA BA et corriger ou confirmer avec le QG. Attention ! Le frais de scolarité (12000 Fcfa) de AISSATA FARMATA BA en 6ème année de Primaire est relativement élevé par rapport aux autres frais de scolarités observés dans cette zone. Prière de corriger ou de confirmer avec le QG. </w:t>
         <w:br/>
         <w:t xml:space="preserve">- La raison principale que MAME HABY AIDARA n'a pas été à l'école entre 2024/2025 est PROBLEME DE VISION et semble exister dans les modalités, prière de prendre attache avec le QG pour plus d'explication afin de la classer bien. </w:t>
@@ -7528,7 +7551,7 @@
         <w:rPr>
           <w:sz w:val="20"/>
         </w:rPr>
-        <w:t>- Attention ! Le prix unitaire d'achat (150 Fcfa) de Autre légumes frais n.d.a. en Pièce (Moyen) est relativement élevé par rapport aux autres prix observés dans cette zone. Prière de corriger ou de confirmer avec le QG. Attention ! Le prix unitaire d'achat (800 Fcfa) de Oignon frais en Kg (taille unique) est relativement élevé par rapport aux autres prix observés dans cette zone. Prière de corriger ou de confirmer avec le QG. Avertissement!!!Le ménage a consommé 50 Cuillère de Tres petit de Café en poudre soluble  ce qui semble incoherent pour une consommation aucours des 7 derniers jours, prière de verifier et corriger. Avertissement!!!Le ménage a consommé 70 miche de Moyen de Pain traditionnel (Baguette)  ce qui semble incoherent pour une consommation aucours des 7 derniers jours, prière de verifier et corriger. Incohérence!! Dans ce ménage, chaque individus consomme par jour 19.44571 Kg  de cereale; Prière de revoir les quantités prises de ces produits. Incohérence!! Dans ce ménage, chaque individus consomme par jour 19.44571 Kg  de cereale; Prière de revoir les quantités prises de ces produits.</w:t>
+        <w:t>- Attention ! Le prix unitaire d'achat (25 Fcfa) de Cube alimentaire (Maggi, Jumbo, ) en Cube (Moyen) est relativement faible par rapport aux autres prix observés dans cette zone. Prière de corriger ou de confirmer avec le QG. Avertissement!!!Le ménage a consommé 50 Cuillère de Tres petit de Café en poudre soluble  ce qui semble incoherent pour une consommation aucours des 7 derniers jours, prière de verifier et corriger. Avertissement!!!Le ménage a consommé 70 miche de Moyen de Pain traditionnel (Baguette)  ce qui semble incoherent pour une consommation aucours des 7 derniers jours, prière de verifier et corriger. Incohérence!! Dans ce ménage, chaque individus consomme par jour 34.64779 Kg  de cereale; Prière de revoir les quantités prises de ces produits. Incohérence!! Dans ce ménage, chaque individus consomme par jour 34.64779 Kg  de cereale; Prière de revoir les quantités prises de ces produits.</w:t>
       </w:r>
     </w:p>
     <w:p>
@@ -7658,7 +7681,7 @@
         <w:rPr>
           <w:sz w:val="20"/>
         </w:rPr>
-        <w:t>- Attention ! Charrettes a été revendu à 315000 Fcfa qui est relativement élevé par rapport aux autres prix de revente observés dans cette zone. Prière de corriger ou de confirmer avec le QG.</w:t>
+        <w:t>- Attention ! Charrettes a été achété à 315000 Fcfa est relativement élevé par rapport aux autres prix d'achat observés dans cette zone. Prière de corriger ou de confirmer avec le QG. Attention ! Charrettes a été revendu à 315000 Fcfa qui est relativement élevé par rapport aux autres prix de revente observés dans cette zone. Prière de corriger ou de confirmer avec le QG.</w:t>
       </w:r>
     </w:p>
     <w:p>
